--- a/hin/docx/24.content.docx
+++ b/hin/docx/24.content.docx
@@ -136,13 +136,6 @@
         <w:rPr>
           <w:lang w:val="hi_IN" w:bidi="hi_IN"/>
         </w:rPr>
-      </w:r>
-      <w:r>
-        <w:rPr>
-          <w:i/>
-          <w:lang w:val="hi_IN" w:bidi="hi_IN"/>
-        </w:rPr>
-        <w:t>यिर्मयाह 1:1, यिर्मयाह 1:2, यिर्मयाह 1:5, यिर्मयाह 1:6, यिर्मयाह 1:7, यिर्मयाह 1:8, यिर्मयाह 1:9, यिर्मयाह 1:11, यिर्मयाह 1:12, यिर्मयाह 1:14, यिर्मयाह 1:15, यिर्मयाह 1:16, यिर्मयाह 1:19, यिर्मयाह 2:2, यिर्मयाह 2:3, यिर्मयाह 2:4–5, यिर्मयाह 2:7, यिर्मयाह 2:8, यिर्मयाह 2:11, यिर्मयाह 2:13, यिर्मयाह 2:15, यिर्मयाह 2:15 (#2), यिर्मयाह 2:20, यिर्मयाह 2:23–24, यिर्मयाह 2:26–28, यिर्मयाह 2:29, यिर्मयाह 2:30, यिर्मयाह 2:34, यिर्मयाह 2:35, यिर्मयाह 3:1, यिर्मयाह 3:3–5, यिर्मयाह 3:6, यिर्मयाह 3:8, यिर्मयाह 3:8–10, यिर्मयाह 3:12, यिर्मयाह 3:13, यिर्मयाह 3:15, यिर्मयाह 3:16, यिर्मयाह 3:17, यिर्मयाह 3:18, यिर्मयाह 3:19, यिर्मयाह 3:21, यिर्मयाह 3:24, यिर्मयाह 3:25, यिर्मयाह 4:1, यिर्मयाह 4:4–6, यिर्मयाह 4:7, यिर्मयाह 4:8, यिर्मयाह 4:9, यिर्मयाह 4:14, यिर्मयाह 4:16, यिर्मयाह 4:19, यिर्मयाह 4:22, यिर्मयाह 4:26, यिर्मयाह 4:29, यिर्मयाह 4:30, यिर्मयाह 4:31, यिर्मयाह 5:1, यिर्मयाह 5:3, यिर्मयाह 5:4, यिर्मयाह 5:5, यिर्मयाह 5:6, यिर्मयाह 5:12, यिर्मयाह 5:15, यिर्मयाह 5:17, यिर्मयाह 5:19, यिर्मयाह 5:21, यिर्मयाह 5:23, यिर्मयाह 5:27–28, यिर्मयाह 5:29, यिर्मयाह 5:31, यिर्मयाह 6:2, यिर्मयाह 6:4–5, यिर्मयाह 6:6, यिर्मयाह 6:8, यिर्मयाह 6:9, यिर्मयाह 6:12, यिर्मयाह 6:15, यिर्मयाह 6:19, यिर्मयाह 6:20, यिर्मयाह 6:21, यिर्मयाह 6:22, यिर्मयाह 6:26, यिर्मयाह 6:27, यिर्मयाह 6:28, यिर्मयाह 7:3–4, यिर्मयाह 7:5–7, यिर्मयाह 7:5–7 (#2), यिर्मयाह 7:10, यिर्मयाह 7:12–14, यिर्मयाह 7:16, यिर्मयाह 7:18, यिर्मयाह 7:23, यिर्मयाह 7:26, यिर्मयाह 7:28, यिर्मयाह 7:29, यिर्मयाह 7:31, यिर्मयाह 7:33, यिर्मयाह 7:34, यिर्मयाह 8:1, यिर्मयाह 8:3, यिर्मयाह 8:4, यिर्मयाह 8:6, यिर्मयाह 8:7, यिर्मयाह 8:8, यिर्मयाह 8:10, यिर्मयाह 8:12, यिर्मयाह 8:13, यिर्मयाह 8:14, यिर्मयाह 8:16, यिर्मयाह 8:17, यिर्मयाह 8:18, यिर्मयाह 8:19, यिर्मयाह 9:1, यिर्मयाह 9:1 (#2), यिर्मयाह 9:2, यिर्मयाह 9:3, यिर्मयाह 9:4, यिर्मयाह 9:5, यिर्मयाह 9:8, यिर्मयाह 9:10, यिर्मयाह 9:11, यिर्मयाह 9:12, यिर्मयाह 9:13, यिर्मयाह 9:16, यिर्मयाह 9:17–18, यिर्मयाह 9:19, यिर्मयाह 9:20, यिर्मयाह 9:21, यिर्मयाह 9:22, यिर्मयाह 9:23, यिर्मयाह 9:24, यिर्मयाह 9:26, यिर्मयाह 10:1–2, यिर्मयाह 10:3, यिर्मयाह 10:5, यिर्मयाह 10:5 (#2), यिर्मयाह 10:6, यिर्मयाह 10:11, यिर्मयाह 10:12, यिर्मयाह 10:14–15, यिर्मयाह 10:17, यिर्मयाह 10:20, यिर्मयाह 10:21, यिर्मयाह 10:22, यिर्मयाह 10:24, यिर्मयाह 10:25, यिर्मयाह 10:25 (#2), यिर्मयाह 11:1, यिर्मयाह 11:3, यिर्मयाह 11:4, यिर्मयाह 11:4 (#2), यिर्मयाह 11:5, यिर्मयाह 11:7–8, यिर्मयाह 11:10, यिर्मयाह 11:11, यिर्मयाह 11:13, यिर्मयाह 11:14, यिर्मयाह 11:15, यिर्मयाह 11:17, यिर्मयाह 11:20, यिर्मयाह 11:21, यिर्मयाह 11:22, यिर्मयाह 12:1–2, यिर्मयाह 12:3, यिर्मयाह 12:4, यिर्मयाह 12:6, यिर्मयाह 12:7, यिर्मयाह 12:10–11, यिर्मयाह 12:12, यिर्मयाह 12:13, यिर्मयाह 12:15, यिर्मयाह 12:16, यिर्मयाह 12:17, यिर्मयाह 13:1–4, यिर्मयाह 13:7, यिर्मयाह 13:10, यिर्मयाह 13:11, यिर्मयाह 13:14, यिर्मयाह 13:14 (#2), यिर्मयाह 13:16, यिर्मयाह 13:18, यिर्मयाह 13:21, यिर्मयाह 13:22, यिर्मयाह 13:27, यिर्मयाह 14:3, यिर्मयाह 14:4–6, यिर्मयाह 14:8, यिर्मयाह 14:11, यिर्मयाह 14:14, यिर्मयाह 14:16, यिर्मयाह 14:18, यिर्मयाह 14:18 (#2), यिर्मयाह 14:20, यिर्मयाह 14:22, यिर्मयाह 15:1, यिर्मयाह 15:2, यिर्मयाह 15:3, यिर्मयाह 15:5, यिर्मयाह 15:6, यिर्मयाह 15:9, यिर्मयाह 15:11, यिर्मयाह 15:13, यिर्मयाह 15:16, यिर्मयाह 15:19, यिर्मयाह 15:21, यिर्मयाह 16:2, यिर्मयाह 16:3–4, यिर्मयाह 16:4, यिर्मयाह 16:5–6, यिर्मयाह 16:9, यिर्मयाह 16:10, यिर्मयाह 16:12, यिर्मयाह 16:18, यिर्मयाह 16:19, यिर्मयाह 17:1, यिर्मयाह 17:2, यिर्मयाह 17:4, यिर्मयाह 17:5, यिर्मयाह 17:9, यिर्मयाह 17:13, यिर्मयाह 17:16, यिर्मयाह 17:19, यिर्मयाह 17:21, यिर्मयाह 17:25, यिर्मयाह 17:27, यिर्मयाह 18:2, यिर्मयाह 18:4, यिर्मयाह 18:8, यिर्मयाह 18:10, यिर्मयाह 18:11, यिर्मयाह 18:12, यिर्मयाह 18:15, यिर्मयाह 18:16, यिर्मयाह 18:18, यिर्मयाह 18:20, यिर्मयाह 18:21, यिर्मयाह 19:1, यिर्मयाह 19:3, यिर्मयाह 19:4, यिर्मयाह 19:5, यिर्मयाह 19:6, यिर्मयाह 19:10, यिर्मयाह 19:13, यिर्मयाह 19:14–15, यिर्मयाह 20:1–2, यिर्मयाह 20:4, यिर्मयाह 20:5, यिर्मयाह 20:7–9, यिर्मयाह 20:8, यिर्मयाह 20:10–11, यिर्मयाह 20:12–13, यिर्मयाह 20:14, यिर्मयाह 21:1–2, यिर्मयाह 21:1–2 (#2), यिर्मयाह 21:3–5, यिर्मयाह 21:6–7, यिर्मयाह 21:8–9, यिर्मयाह 21:8–10, यिर्मयाह 21:11–12, यिर्मयाह 21:13–14, यिर्मयाह 21:13–14 (#2), यिर्मयाह 22:1–3, यिर्मयाह 22:5, यिर्मयाह 22:6–7, यिर्मयाह 22:8–9, यिर्मयाह 22:10, यिर्मयाह 22:15–16, यिर्मयाह 22:17, यिर्मयाह 22:19, यिर्मयाह 22:21, यिर्मयाह 22:22, यिर्मयाह 22:24–26, यिर्मयाह 22:30, यिर्मयाह 23:1–2, यिर्मयाह 23:3–4, यिर्मयाह 23:5–6, यिर्मयाह 23:7–8, यिर्मयाह 23:9, यिर्मयाह 23:11–12, यिर्मयाह 23:13–14, यिर्मयाह 23:15, यिर्मयाह 23:16–17, यिर्मयाह 23:19, यिर्मयाह 23:21–22, यिर्मयाह 23:23–24, यिर्मयाह 23:25–27, यिर्मयाह 23:28–29, यिर्मयाह 23:31–32, यिर्मयाह 23:33, यिर्मयाह 23:34, यिर्मयाह 23:35–36, यिर्मयाह 23:37–38, यिर्मयाह 23:39–40, यिर्मयाह 24:1–3, यिर्मयाह 24:4–5, यिर्मयाह 24:6, यिर्मयाह 24:8, यिर्मयाह 24:8–10, यिर्मयाह 25:1–2, यिर्मयाह 25:3, यिर्मयाह 25:3–4, यिर्मयाह 25:5–6, यिर्मयाह 25:7–9, यिर्मयाह 25:10–11, यिर्मयाह 25:12–14, यिर्मयाह 25:15–16, यिर्मयाह 25:17–18, यिर्मयाह 25:26, यिर्मयाह 25:27–29, यिर्मयाह 25:32–33, यिर्मयाह 25:34–36, यिर्मयाह 25:37–38, यिर्मयाह 26:1–2, यिर्मयाह 26:3, यिर्मयाह 26:4–6, यिर्मयाह 26:7–9, यिर्मयाह 26:10–12, यिर्मयाह 26:13–15, यिर्मयाह 26:16–17, यिर्मयाह 26:18, यिर्मयाह 26:20, यिर्मयाह 26:21, यिर्मयाह 26:22–23, यिर्मयाह 26:24, यिर्मयाह 27:1–2, यिर्मयाह 27:5–7, यिर्मयाह 27:8, यिर्मयाह 27:9–10, यिर्मयाह 27:11, यिर्मयाह 27:12, यिर्मयाह 27:14–15, यिर्मयाह 27:16–17, यिर्मयाह 27:19–20, यिर्मयाह 27:21–22, यिर्मयाह 28:1–2, यिर्मयाह 28:9, यिर्मयाह 28:10–11, यिर्मयाह 28:12–14, यिर्मयाह 28:15–17, यिर्मयाह 29:1, यिर्मयाह 29:7, यिर्मयाह 29:8–9, यिर्मयाह 29:10–11, यिर्मयाह 29:12–14, यिर्मयाह 29:16–17, यिर्मयाह 29:20–21, यिर्मयाह 29:22, यिर्मयाह 29:23, यिर्मयाह 29:24, यिर्मयाह 29:25, यिर्मयाह 29:26, यिर्मयाह 29:28, यिर्मयाह 29:31–32, यिर्मयाह 30:1–3, यिर्मयाह 30:4–5, यिर्मयाह 30:6–7, यिर्मयाह 30:8–9, यिर्मयाह 30:10, यिर्मयाह 30:12–13, यिर्मयाह 30:14–15, यिर्मयाह 30:16–17, यिर्मयाह 30:17, यिर्मयाह 30:17, यिर्मयाह 30:20–21, यिर्मयाह 31:1, यिर्मयाह 31:2–3, यिर्मयाह 31:4–5, यिर्मयाह 31:7, यिर्मयाह 31:8, यिर्मयाह 31:10–11, यिर्मयाह 31:12, यिर्मयाह 31:13, यिर्मयाह 31:15, यिर्मयाह 31:16–17, यिर्मयाह 31:18–20, यिर्मयाह 31:24, यिर्मयाह 31:27–28, यिर्मयाह 31:29–30, यिर्मयाह 31:30, यिर्मयाह 31:33–34, यिर्मयाह 31:35–36, यिर्मयाह 31:37, यिर्मयाह 31:38–40, यिर्मयाह 32:1–2, यिर्मयाह 32:2, यिर्मयाह 32:3–5, यिर्मयाह 32:6–7, यिर्मयाह 32:10–12, यिर्मयाह 32:13–14, यिर्मयाह 32:15, यिर्मयाह 32:16–17, यिर्मयाह 32:21, यिर्मयाह 32:23, यिर्मयाह 32:25, यिर्मयाह 32:28, यिर्मयाह 32:31–32, यिर्मयाह 32:33–35, यिर्मयाह 32:36–37, यिर्मयाह 32:38–40, यिर्मयाह 32:42, यिर्मयाह 33:1–3, यिर्मयाह 33:4–5, यिर्मयाह 33:6–8, यिर्मयाह 33:9, यिर्मयाह 33:12–13, यिर्मयाह 33:14–16, यिर्मयाह 33:17–18, यिर्मयाह 33:20–21, यिर्मयाह 33:22, यिर्मयाह 33:23–24, यिर्मयाह 33:25–26, यिर्मयाह 34:1, यिर्मयाह 34:2–3, यिर्मयाह 34:4–5, यिर्मयाह 34:10–11, यिर्मयाह 34:12–14, यिर्मयाह 34:15–16, यिर्मयाह 34:17, यिर्मयाह 34:18–19, यिर्मयाह 34:20, यिर्मयाह 34:21–22, यिर्मयाह 35:1–2, यिर्मयाह 35:5–6, यिर्मयाह 35:6, यिर्मयाह 35:7, यिर्मयाह 35:8–11, यिर्मयाह 35:11, यिर्मयाह 35:12–14, यिर्मयाह 35:15, यिर्मयाह 35:17, यिर्मयाह 35:18–19, यिर्मयाह 36:1–3, यिर्मयाह 36:4–6, यिर्मयाह 36:7–8, यिर्मयाह 36:9–10, यिर्मयाह 36:12, यिर्मयाह 36:13–14, यिर्मयाह 36:16, यिर्मयाह 36:17–19, यिर्मयाह 36:23, यिर्मयाह 36:24, यिर्मयाह 36:25, यिर्मयाह 36:27–29, यिर्मयाह 36:30–31, यिर्मयाह 37:1, यिर्मयाह 37:1–2, यिर्मयाह 37:3, यिर्मयाह 37:5, यिर्मयाह 37:6–8, यिर्मयाह 37:7, यिर्मयाह 37:11–12, यिर्मयाह 37:13, यिर्मयाह 37:14–15, यिर्मयाह 37:16–17, यिर्मयाह 37:18–20, यिर्मयाह 37:21, यिर्मयाह 38:2, यिर्मयाह 38:2 (#2), यिर्मयाह 38:3, यिर्मयाह 38:4, यिर्मयाह 38:6, यिर्मयाह 38:7–8, यिर्मयाह 38:10, यिर्मयाह 38:15, यिर्मयाह 38:16, यिर्मयाह 38:17–18, यिर्मयाह 38:19, यिर्मयाह 38:20, यिर्मयाह 38:22–23, यिर्मयाह 38:24–26, यिर्मयाह 38:27–28, यिर्मयाह 39:1, यिर्मयाह 39:2, यिर्मयाह 39:3, यिर्मयाह 39:4, यिर्मयाह 39:5, यिर्मयाह 39:6, यिर्मयाह 39:7, यिर्मयाह 39:8, यिर्मयाह 39:9, यिर्मयाह 39:10, यिर्मयाह 39:10 (#2), यिर्मयाह 39:11–12, यिर्मयाह 39:14, यिर्मयाह 39:15–16, यिर्मयाह 39:17, यिर्मयाह 39:18, यिर्मयाह 40:1, यिर्मयाह 40:2, यरमियाह 40:2 (#2), यिर्मयाह 40:4, यिर्मयाह 40:5, यिर्मयाह 40:6, यिर्मयाह 40:7–8, यिर्मयाह 40:9, यिर्मयाह 40:10, यिर्मयाह 40:11–12, यिर्मयाह 40:13–14, यिर्मयाह 40:14, यिर्मयाह 40:15, यिर्मयाह 40:16, यिर्मयाह 41:1–3, यिर्मयाह 41:2–3, यिर्मयाह 41:4–5, यिर्मयाह 41:5, यिर्मयाह 41:6, यिर्मयाह 41:7, यिर्मयाह 41:8, यिर्मयाह 41:9, यिर्मयाह 41:10, यिर्मयाह 41:11–12, यिर्मयाह 41:13–14, यिर्मयाह 41:15, यिर्मयाह 41:17, यिर्मयाह 41:17 (#2), यिर्मयाह 41:17 (#3), यिर्मयाह 41:18, यिर्मयाह 42:1–3, यिर्मयाह 42:4, यिर्मयाह 42:5–6, यिर्मयाह 42:7, यिर्मयाह 42:11–12, यिर्मयाह 42:15–17, यिर्मयाह 42:18, यिर्मयाह 42:19, यिर्मयाह 42:20–22, यिर्मयाह 43:1, यिर्मयाह 43:3, यिर्मयाह 43:4–7, यिर्मयाह 43:8–10, यिर्मयाह 43:11, यिर्मयाह 43:12–13, यिर्मयाह 44:2–3, यिर्मयाह 44:4, यिर्मयाह 44:5, यिर्मयाह 44:6, यिर्मयाह 44:7, यिर्मयाह 44:8, यिर्मयाह 44:8 (#2), यिर्मयाह 44:10, यिर्मयाह 44:11–12, यिर्मयाह 44:14, यिर्मयाह 44:17, यिर्मयाह 44:22, यिर्मयाह 44:22 (#2), यिर्मयाह 44:23, यिर्मयाह 44:25, यिर्मयाह 44:26–27, यिर्मयाह 44:28, यिर्मयाह 44:29, यिर्मयाह 44:30, यिर्मयाह 45:1–3, यिर्मयाह 45:4, यिर्मयाह 45:5, यिर्मयाह 45:5 (#2), यिर्मयाह 46:1–4, यिर्मयाह 46:2, यिर्मयाह 46:5–6, यिर्मयाह 46:7–8, यिर्मयाह 46:10, यिर्मयाह 46:11–12, यिर्मयाह 46:13–14, यिर्मयाह 46:15, यिर्मयाह 46:16–17, यिर्मयाह 46:19, यिर्मयाह 46:20–21, यिर्मयाह 46:21, यिर्मयाह 46:23–24, यिर्मयाह 46:25–26, यिर्मयाह 46:27–28, यिर्मयाह 47:1–2, यिर्मयाह 47:3–4, यिर्मयाह 47:6–7, यिर्मयाह 47:7, यिर्मयाह 48:1–2, यिर्मयाह 48:3–5, यिर्मयाह 48:7, यिर्मयाह 48:8, यिर्मयाह 48:9, यिर्मयाह 48:10, यिर्मयाह 48:11–12, यिर्मयाह 48:15–16, यिर्मयाह 48:17, यिर्मयाह 48:18–20, यिर्मयाह 48:21–25, यिर्मयाह 48:26–27, यिर्मयाह 48:28–29, यिर्मयाह 48:30–32, यिर्मयाह 48:33, यिर्मयाह 48:35, यिर्मयाह 48:36–37, यिर्मयाह 48:38–39, यिर्मयाह 48:40–41, यिर्मयाह 48:42–44, यिर्मयाह 48:45, यिर्मयाह 48:46–47, यिर्मयाह 49:1, यिर्मयाह 49:2, यिर्मयाह 49:3, यिर्मयाह 49:4, यिर्मयाह 49:5, यिर्मयाह 49:6, यिर्मयाह 49:7, यिर्मयाह 49:8, यिर्मयाह 49:8 (#2), यिर्मयाह 49:11, यिर्मयाह 49:12, यिर्मयाह 49:13, यिर्मयाह 49:14, यिर्मयाह 49:15, यिर्मयाह 49:16, यिर्मयाह 49:17–18, यिर्मयाह 49:19, यिर्मयाह 49:20, यिर्मयाह 49:21–22, यिर्मयाह 49:23–24, यिर्मयाह 49:26–27, यिर्मयाह 49:28–29, यिर्मयाह 49:30, यिर्मयाह 49:30–31, यिर्मयाह 49:32, यिर्मयाह 49:33, यिर्मयाह 49:34, यिर्मयाह 49:34–36, यिर्मयाह 49:37–38, यिर्मयाह 49:39, यिर्मयाह 50:2, यिर्मयाह 50:3, यिर्मयाह 50:4–5, यिर्मयाह 50:6, यिर्मयाह 50:7, यिर्मयाह 50:8–10, यिर्मयाह 50:11–13, यिर्मयाह 50:14–15, यिर्मयाह 50:16, यिर्मयाह 50:17–18, यिर्मयाह 50:19–20, यिर्मयाह 50:21–22, यिर्मयाह 50:23–24, यिर्मयाह 50:25–26, यिर्मयाह 50:27–28, यिर्मयाह 50:29–30, यिर्मयाह 50:31–32, यिर्मयाह 50:33–34, यिर्मयाह 50:35–37, यिर्मयाह 50:38–40, यिर्मयाह 50:41–42, यिर्मयाह 50:43, यिर्मयाह 50:44, यिर्मयाह 50:45–46, यिर्मयाह 51:1–2, यिर्मयाह 51:3–4, यिर्मयाह 51:5, यिर्मयाह 51:6, यिर्मयाह 51:7, यिर्मयाह 51:7–8, यिर्मयाह 51:9–10, यिर्मयाह 51:11, यिर्मयाह 51:13–14, यिर्मयाह 51:15, यिर्मयाह 51:15–16, यिर्मयाह 51:17–18, यिर्मयाह 51:19, यिर्मयाह 51:20, यिर्मयाह 51:24, यिर्मयाह 51:25–26, यिर्मयाह 51:27–28, यिर्मयाह 51:29, यिर्मयाह 51:30–32, यिर्मयाह 51:33, यिर्मयाह 51:34–35, यिर्मयाह 51:36–37, यिर्मयाह 51:39–40, यिर्मयाह 51:41, यिर्मयाह 51:43–44, यिर्मयाह 51:45–46, यिर्मयाह 51:48–49, यिर्मयाह 51:50, यिर्मयाह 51:51, यिर्मयाह 51:52–53, यिर्मयाह 51:54–56, यिर्मयाह 51:58, यिर्मयाह 51:59, यिर्मयाह 51:60, यिर्मयाह 51:61, यिर्मयाह 51:62, यिर्मयाह 51:63, यिर्मयाह 51:63–64, यिर्मयाह 52:1–2, यिर्मयाह 52:4–5, यिर्मयाह 52:6–8, यिर्मयाह 52:9–11, यिर्मयाह 52:12–14, यिर्मयाह 52:15–16, यिर्मयाह 52:17–19, यिर्मयाह 52:24–25, यिर्मयाह 52:26–27, यिर्मयाह 52:28–30, यिर्मयाह 52:31, यिर्मयाह 52:32–34</w:t>
       </w:r>
       <w:r>
         <w:rPr>

--- a/hin/docx/24.content.docx
+++ b/hin/docx/24.content.docx
@@ -123,19 +123,6 @@
           <w:lang w:val="hi_IN" w:bidi="hi_IN"/>
         </w:rPr>
         <w:t>JER</w:t>
-      </w:r>
-      <w:r>
-        <w:rPr>
-          <w:lang w:val="hi_IN" w:bidi="hi_IN"/>
-        </w:rPr>
-      </w:r>
-    </w:p>
-    <w:p>
-      <w:pPr/>
-      <w:r>
-        <w:rPr>
-          <w:lang w:val="hi_IN" w:bidi="hi_IN"/>
-        </w:rPr>
       </w:r>
       <w:r>
         <w:rPr>

--- a/hin/docx/24.content.docx
+++ b/hin/docx/24.content.docx
@@ -19,7 +19,7 @@
         <w:rPr>
           <w:lang w:val="hi_IN" w:bidi="hi_IN"/>
         </w:rPr>
-        <w:t>Resource: अनुवाद प्रश्न (unfoldingWord)</w:t>
+        <w:t>Resource: unfoldingWord® Translation Questions</w:t>
       </w:r>
       <w:r>
         <w:rPr>
@@ -85,7 +85,7 @@
         <w:rPr>
           <w:lang w:val="hi_IN" w:bidi="hi_IN"/>
         </w:rPr>
-        <w:t>अनुवाद प्रश्न (unfoldingWord)</w:t>
+        <w:t>unfoldingWord® Translation Questions</w:t>
       </w:r>
     </w:p>
     <w:p>
